--- a/example_articles/states/New Jersey/2.states_New Jersey_New_York_Times.docx
+++ b/example_articles/states/New Jersey/2.states_New Jersey_New_York_Times.docx
@@ -27,17 +27,17 @@
     </w:p>
     <w:p>
       <w:r>
-        <w:t>Source File: NYT/41.DOCX</w:t>
+        <w:t>Source file: NYT/41.DOCX</w:t>
       </w:r>
     </w:p>
     <w:p>
       <w:r>
-        <w:t>Raw locations result: ['New Jersey']</w:t>
+        <w:t>Raw locations result, 'locations': ['New Jersey']</w:t>
       </w:r>
     </w:p>
     <w:p>
       <w:r>
-        <w:t>states_stand_flat (Standardized): New Jersey</w:t>
+        <w:t>Standardized locations result, 'states_stand_flat': New Jersey</w:t>
       </w:r>
     </w:p>
     <w:p>

--- a/example_articles/states/New Jersey/2.states_New Jersey_New_York_Times.docx
+++ b/example_articles/states/New Jersey/2.states_New Jersey_New_York_Times.docx
@@ -7,7 +7,7 @@
         <w:pStyle w:val="Heading1"/>
       </w:pPr>
       <w:r>
-        <w:t>HOW THE TAX CUT LOOKS NOW</w:t>
+        <w:t>Florio's School Plan Angers Bergen</w:t>
       </w:r>
     </w:p>
     <w:p>
@@ -17,17 +17,17 @@
     </w:p>
     <w:p>
       <w:r>
-        <w:t>Date: 1990-03-25</w:t>
+        <w:t>Date: 1990-06-03</w:t>
       </w:r>
     </w:p>
     <w:p>
       <w:r>
-        <w:t>Section: Section 7; Page 17, Column 1; Book Review Desk; Review</w:t>
+        <w:t>Section: Section 1; Part 1, Page 36, Column 1; Metropolitan Desk</w:t>
       </w:r>
     </w:p>
     <w:p>
       <w:r>
-        <w:t>Source file: NYT/41.DOCX</w:t>
+        <w:t>Source file: NYT/48.DOCX</w:t>
       </w:r>
     </w:p>
     <w:p>
@@ -49,33 +49,61 @@
     </w:p>
     <w:p>
       <w:r>
-        <w:t>THE GROWTH EXPERIMENT</w:t>
+        <w:t>Gov. Jim Florio's proposed law redistributing state school aid to local districts, and slashing $97 million from Bergen County's aid by the mid-1990's, has left Bergen's superintendents incredulous, indignant and gloomy.</w:t>
         <w:br/>
-        <w:t>How the New Tax Policy</w:t>
+        <w:t>While the Governor's proclaimed intent is to equalize education spending statewide by shifting tens of millions from prosperous suburbs to poorer urban and rural districts, suburban Bergen's losses would be the deepest in the state. Seventy-one of its 78 school districts would lose money.</w:t>
         <w:br/>
-        <w:t>Is Transforming the U.S. Economy.</w:t>
+        <w:t>The losing districts cut across all Bergen's social and economic lines, from its richest northern suburbs to the largely black and Hispanic middle-class districts here and in neighboring Hackensack and Teaneck, to the working-class towns in the shadow of the Meadowlands Sports Complex in southern Bergen.</w:t>
         <w:br/>
-        <w:t>By Lawrence Lindsey.</w:t>
+        <w:t>From all, the superintendents' outcry is the same - that an autocratic and devastating plan has emerged from the Governor's staff. And that his aides have not directly given local school officials - or the Bergen County Superintendent of Schools, who is the state's usual conduit of official information - any of the plan's figures or asked their opinions. They complain that the policy will leave districts facing severe program cuts or seeking sharply higher property taxes from homeowners already in revolt about school taxes.</w:t>
         <w:br/>
-        <w:t>260 pp. New York: Basic Books. $21.95.</w:t>
+        <w:t xml:space="preserve"> </w:t>
         <w:br/>
-        <w:t>Lawrence Lindsey is the most ecumenical of supply-siders, that tireless band of researchers, editorial writers and lobbyists who brought the gospel of lower taxes to Washington and made a convert of Ronald Reagan. He may also be the least inclined to hyperbole. A Harvard professor of economics who is now serving in the Bush Administration, Mr. Lindsey apparently understands the risks in claiming more than he can deliver.</w:t>
+        <w:t>'Dire Fiscal Constraints'</w:t>
         <w:br/>
-        <w:t>It should not be surprising, then, that in ''The Growth Experiment'' he has written a careful and sometimes convincing defense of the 1981 tax cut that put fear and loathing into the heart of the economics establishment. Nor should it really come as a shock that his agenda for further tax reform meshes with the views of a lot of people with no particular affection for Ronald Reagan or George Bush. For the catch to the message of sophisticated supply-siders like Mr. Lindsey is not in what it says about economic efficiency, but in what it usually does not say about the distribution of income.</w:t>
+        <w:t>Here and elsewhere across Bergen, resentment and anxiety in school offices run deep. Englewood's schools, which have an enrollment that is 62 percent black and 23 percent Hispanic, stand to lose $3.6 million of their current state aid of $5.9 million, or roughly 15 percent of the current budget of $24 million, between fall 1992 and mid-1996.</w:t>
         <w:br/>
-        <w:t>There was a good case to be made in 1981 for using tax incentives to stimulate work, savings and innovation. But it was the politics of greed, not the economics of the supply side, that dictated the decision to deny lower-income workers most of the benefits. (And the current maneuvering by the President to cut capital gains suggests that Marie Antoinette is alive and well and running a political action committee.) The massive 1981 cut in personal and corporate income taxes was sold to Congress as the ultimate free lunch: the revenues to be reaped from accelerated economic growth, supply-siders insisted, would fully offset the initial losses. Mr. Lindsey concedes that the supply-siders overstated the case, but says that lunch did prove to be a lot cheaper than the skeptics predicted. Roughly two-thirds of the direct costs of the tax cut, he calculates, were recouped. And the offsetting revenues would have been even greater, he suggests, if Congressional Democrats had not engaged in a bidding war with the Republicans over who could deliver the most to business lobbies.</w:t>
+        <w:t>''There's no educationally sound and sensible way for a community of this type to handle that size cut without decimating our public schools,'' said Englewood's Superintendent, Larry Leverett. ''We've never faced such dire fiscal constraints.''</w:t>
         <w:br/>
-        <w:t>Mr. Lindsey dissembles. It is more than a little slippery for supply-siders to claim full credit for the recovery from the 1980-82 recession and the associated rebound in tax revenues. While the tax cut certainly did lift demand and thereby stimulate the economy, this job might have been better done through an easing of credit by the Federal Reserve. That would have left the economy with both lower interest rates and a lower trade deficit, permitting sustained growth through the 1980's without dependence on hundreds of billions of dollars in foreign capital.</w:t>
+        <w:t>He was echoed by Vincent Doyle, school business administrator in Teaneck, which would lose $5.7 million of its $9.4 million in state money. ''The Governor's proposing the most radical restructuring of education ever in New Jersey and he wants the Legislature to blow it through by June 15. It's absolutely ridiculous; it's absolutely nuts.''</w:t>
         <w:br/>
-        <w:t>The most interesting chapters in the book are those in which Mr. Lindsey parts company, implicitly or explicitly, with the Reagan party line. In spite of the big income tax cut, he notes, Federal tax revenues as a portion of national income remained near historical peaks during the Reagan years. Thus the primary cause of the ballooning budget deficits had to be increased spending and, in particular, defense spending: by 1987 the cumulative increase in defense outlays under Ronald Reagan amounted to $275 billion, half the total increase in debt.</w:t>
+        <w:t>Alan Sugarman, Superintendent in Fort Lee, a district of wealthy high-rise apartment buildings and modest homes next to the George Washington Bridge, said, ''We find the whole concept is absolutely impossible.'' Fort Lee stands to lose about $3.4 million of $4.5 million in aid, or about 15 percent of its current budget of $23 million.</w:t>
         <w:br/>
-        <w:t>Mr. Lindsey also acknowledges that ''middle- and working-class taxpayers still bear [tax] burdens far greater than they have through most of the nation's history.'' After much to-ing and fro-ing about ''fairness,'' he calls for tax reform that would have fit nicely into George McGovern's Presidential platform. He would impose a flat rate of 19 percent, with generous exemptions that eliminate income taxes for a family of four earning up to $22,000.</w:t>
+        <w:t>''It's almost a kinetic effort by Trenton - like a dictum from on high -rather than a carefully analyzed, carefully discussed, prudent effort,'' Dr. Sugarman said. ''I just cannot, cannot, cannot believe this will fly.''</w:t>
         <w:br/>
-        <w:t>Mr. Lindsey cannot resist a spirited (and partly on-the-mark) defense of the current effort to offer tax breaks on capital gains. But unlike President Bush, he would link the tax preference to the closing of what is probably the most egregious loophole in the tax code: the exemption of estates from capital gains taxes.</w:t>
+        <w:t>The seven Democrats in Bergen's 15-member legislative delegation have broken ranks with Mr. Florio over the depth of the county's cuts and are seeking amendments to restore funds. Democratic caucuses on changing the cuts started Friday in Trenton and are expected to continue until Monday.</w:t>
         <w:br/>
-        <w:t>Taxing capital gains at death would have collected $5 billion last year, mostly from the estates of the very rich. Moreover, by eliminating the incentive to hold appreciated assets until death, it would dismantle a supply-side barrier to the free movement of capital.</w:t>
+        <w:t>''No Bergen County legislator can vote for this plan,'' said Senator Gabriel M. Ambrosio, a Democrat of Lyndhurst, whose blue-collar district near the Meadowlands faces an aid cut of $8.7 million. ''There will absolutely and positively be changes that will lessen the impact on Bergen County and restore all or most of the lost aid.'' Bergen's two other Democratic Senators, Matthew Feldman of Teaneck, the powerful head of the Senate Education Committee, and Paul J. Contillo of Paramus, are also involved in the struggle for changes in the Governor's bill. Their districts would lose $19 million and $22.1 million in school aid, respectively.</w:t>
         <w:br/>
-        <w:t>Mr. Lindsey is thus the sort of Reaganite liberals as well as conservatives could learn to work with, if not love. One reason to read ''The Growth Experiment'' is to get a look at the best face of supply-side economics. Another is to understand the tragedy in the co-optation of the supply side by the guardians of economic privilege.</w:t>
+        <w:t xml:space="preserve"> </w:t>
+        <w:br/>
+        <w:t>Poorer Districts to Benefit</w:t>
+        <w:br/>
+        <w:t>Because the proposed cuts, which were announced May 24, are so new and so deep, Bergen school officials say they have not started planning how to absorb them. They talk about impact only in the broadest and most drastic terms.</w:t>
+        <w:br/>
+        <w:t>''We're looking at having to come up with $6 million over four years,'' Dr. Doyle, Teaneck's business administrator, said. ''To make that kind of cut without putting it on the backs of taxpayers, we're looking at cutting a quarter of our staff of 550. We wouldn't be able to afford busing for integration or raises for teachers.''</w:t>
+        <w:br/>
+        <w:t>The $97 million in aid that Bergen stands to lose over 4 years is about 35 percent of the total $277 million state-aid cutback facing 222 of the wealthiest school districts in New Jersey's 21 counties. Under the Governor's plan, state aid in 1991-92, the plan's first year, will be frozen at the level of the 1990-91 school year for all 222 districts. The plan also calls for the wealthiest 151 of the 222 districts to pay all pension and Social Security costs of their staff starting in 1991-92. This expense, now fully paid by the state, will drain money from local school programs or require higher property taxes.</w:t>
+        <w:br/>
+        <w:t>In mid-1996, under the plan, all state aid for the 222 districts will end, except for money for transportation and special education programs.</w:t>
+        <w:br/>
+        <w:t>The beneficiaries of Mr. Florio's plan will be 356 districts, mostly poor inner-city systems in North Jersey or sprawling rural ones in South Jersey. Starting in 1991-92, they will share $970 million in new state education aid, to come from the Governor's proposed income tax increase.</w:t>
+        <w:br/>
+        <w:t>Nearly 42 percent of it, or about $402 million, will go to the state's 20 poorest cities. Camden's schools will get the most, $44.6 million, followed by Newark, $37.6 million; Paterson, where the state Education Department has taken a first step toward a state takeover of the district, $36.3 million; and Jersey City, whose schools were taken over by the state last October, $32.3 million.</w:t>
+        <w:br/>
+        <w:t xml:space="preserve"> </w:t>
+        <w:br/>
+        <w:t>Wealthy Face Double Impact</w:t>
+        <w:br/>
+        <w:t>Which districts will get increases and which will face cutbacks is determined by two criteria - property values per pupil and per capita income per pupil. Districts below the state averages in those categories would benefit; those above the averages would lose.</w:t>
+        <w:br/>
+        <w:t>Residents of the wealthiest districts facing aid cutbacks would bear the brunt of the proposed income tax increase. That means they face a double financial burden under the Governor's plan - potentially higher property taxes to offset losses in their state aid and higher income taxes to finance increases for poorer districts.</w:t>
+        <w:br/>
+        <w:t>Critics of the plan's reliance on property values and per-capita income say it would leave northern counties like Bergen at a disadvantage because its property values and personal incomes have always exceeded South Jersey's. They say South Jersey districts, where teachers' salaries and other educational costs lag behind those in Bergen and other northern counties, will enjoy a windfall under the Governor's plan.</w:t>
+        <w:br/>
+        <w:t>For instance, nearly $310 million of the $970 million in new state aid is earmarked for five adjacent southern counties: Camden, Burlington, Cumberland, Gloucester, and Salem.</w:t>
+        <w:br/>
+        <w:t>About $6 million of the new aid will go to seven districts in Bergen County: Garfield, Bergenfield, Fairview, Bogota, Dumont, Waldwick and Midland Park.</w:t>
       </w:r>
     </w:p>
     <w:sectPr>

--- a/example_articles/states/New Jersey/2.states_New Jersey_New_York_Times.docx
+++ b/example_articles/states/New Jersey/2.states_New Jersey_New_York_Times.docx
@@ -7,7 +7,7 @@
         <w:pStyle w:val="Heading1"/>
       </w:pPr>
       <w:r>
-        <w:t>Florio's School Plan Angers Bergen</w:t>
+        <w:t>Telling Shocking Tales in Trenton</w:t>
       </w:r>
     </w:p>
     <w:p>
@@ -17,12 +17,12 @@
     </w:p>
     <w:p>
       <w:r>
-        <w:t>Date: 1990-06-03</w:t>
+        <w:t>Date: 1992-11-23</w:t>
       </w:r>
     </w:p>
     <w:p>
       <w:r>
-        <w:t>Section: Section 1; Part 1, Page 36, Column 1; Metropolitan Desk</w:t>
+        <w:t>Section: Section B;; Section B; Page 1; Column 2; Metropolitan Desk; Column 2;; Biography</w:t>
       </w:r>
     </w:p>
     <w:p>
@@ -49,61 +49,87 @@
     </w:p>
     <w:p>
       <w:r>
-        <w:t>Gov. Jim Florio's proposed law redistributing state school aid to local districts, and slashing $97 million from Bergen County's aid by the mid-1990's, has left Bergen's superintendents incredulous, indignant and gloomy.</w:t>
+        <w:t>Just like a lot of newspaper publishers, H. L. (Sandy) Schwartz 3d keeps framed copies of memorable front pages on his office wall. He pointed to one from his first week on the job in 1989: "Severed Head in Hopewell."</w:t>
         <w:br/>
-        <w:t>While the Governor's proclaimed intent is to equalize education spending statewide by shifting tens of millions from prosperous suburbs to poorer urban and rural districts, suburban Bergen's losses would be the deepest in the state. Seventy-one of its 78 school districts would lose money.</w:t>
+        <w:t>"That one was seminal," Mr. Schwartz said. "I wrote it myself. The reporter quit after it ran."</w:t>
         <w:br/>
-        <w:t>The losing districts cut across all Bergen's social and economic lines, from its richest northern suburbs to the largely black and Hispanic middle-class districts here and in neighboring Hackensack and Teaneck, to the working-class towns in the shadow of the Meadowlands Sports Complex in southern Bergen.</w:t>
-        <w:br/>
-        <w:t>From all, the superintendents' outcry is the same - that an autocratic and devastating plan has emerged from the Governor's staff. And that his aides have not directly given local school officials - or the Bergen County Superintendent of Schools, who is the state's usual conduit of official information - any of the plan's figures or asked their opinions. They complain that the policy will leave districts facing severe program cuts or seeking sharply higher property taxes from homeowners already in revolt about school taxes.</w:t>
+        <w:t>Newspapers have always done a daily balancing act between the sizzle and the serious, weighing what the public likes against what editors think it needs. Mr. Schwartz believes that he has rewritten the equation, saving a once-faltering tabloid while serving his readers by turning what was a cozy neighborhood paper into the journalistic version of a shark.</w:t>
         <w:br/>
         <w:t xml:space="preserve"> </w:t>
         <w:br/>
-        <w:t>'Dire Fiscal Constraints'</w:t>
+        <w:t>Hard Turn to the Right</w:t>
         <w:br/>
-        <w:t>Here and elsewhere across Bergen, resentment and anxiety in school offices run deep. Englewood's schools, which have an enrollment that is 62 percent black and 23 percent Hispanic, stand to lose $3.6 million of their current state aid of $5.9 million, or roughly 15 percent of the current budget of $24 million, between fall 1992 and mid-1996.</w:t>
+        <w:t xml:space="preserve"> Where the old Trentonian ran pictures of pets and babies, it now features women in vampy poses and skimpy attire. Where it once covered a range of general news, The Trentonian staff now generates only three or four local articles a day, each chosen for its shock value, humor or political consequences. And in place of the liberal world view befitting its labor-union origins 48 years ago, The Trentonian has veered hard to the right, becoming the scourge of Democrats, bureaucrats and public employee unions.</w:t>
         <w:br/>
-        <w:t>''There's no educationally sound and sensible way for a community of this type to handle that size cut without decimating our public schools,'' said Englewood's Superintendent, Larry Leverett. ''We've never faced such dire fiscal constraints.''</w:t>
+        <w:t>Mr. Schwartz turned to another front page in his office, "Head Had AIDS," which ran during a heavy snowstorm a month after he started. "It sold out," Mr. Schwartz recalled fondly. "Despite the storm. I knew we were on to something."</w:t>
         <w:br/>
-        <w:t>He was echoed by Vincent Doyle, school business administrator in Teaneck, which would lose $5.7 million of its $9.4 million in state money. ''The Governor's proposing the most radical restructuring of education ever in New Jersey and he wants the Legislature to blow it through by June 15. It's absolutely ridiculous; it's absolutely nuts.''</w:t>
-        <w:br/>
-        <w:t>Alan Sugarman, Superintendent in Fort Lee, a district of wealthy high-rise apartment buildings and modest homes next to the George Washington Bridge, said, ''We find the whole concept is absolutely impossible.'' Fort Lee stands to lose about $3.4 million of $4.5 million in aid, or about 15 percent of its current budget of $23 million.</w:t>
-        <w:br/>
-        <w:t>''It's almost a kinetic effort by Trenton - like a dictum from on high -rather than a carefully analyzed, carefully discussed, prudent effort,'' Dr. Sugarman said. ''I just cannot, cannot, cannot believe this will fly.''</w:t>
-        <w:br/>
-        <w:t>The seven Democrats in Bergen's 15-member legislative delegation have broken ranks with Mr. Florio over the depth of the county's cuts and are seeking amendments to restore funds. Democratic caucuses on changing the cuts started Friday in Trenton and are expected to continue until Monday.</w:t>
-        <w:br/>
-        <w:t>''No Bergen County legislator can vote for this plan,'' said Senator Gabriel M. Ambrosio, a Democrat of Lyndhurst, whose blue-collar district near the Meadowlands faces an aid cut of $8.7 million. ''There will absolutely and positively be changes that will lessen the impact on Bergen County and restore all or most of the lost aid.'' Bergen's two other Democratic Senators, Matthew Feldman of Teaneck, the powerful head of the Senate Education Committee, and Paul J. Contillo of Paramus, are also involved in the struggle for changes in the Governor's bill. Their districts would lose $19 million and $22.1 million in school aid, respectively.</w:t>
+        <w:t>There was also a storm of protest from readers unfamiliar with the kind of shock journalism Mr. Schwartz brought to Trenton as he embarked on the latest of several small-paper rescue missions that he has conducted for Joseph L. Allbritton and the Journal Register Company, which bought The Trentonian from Mr. Allbritton in 1990. Before coming to The Trentonian, Mr. Schwartz was publisher of The Mercury in Pottstown, Pa.</w:t>
         <w:br/>
         <w:t xml:space="preserve"> </w:t>
         <w:br/>
-        <w:t>Poorer Districts to Benefit</w:t>
+        <w:t>'Stud Snowman'</w:t>
         <w:br/>
-        <w:t>Because the proposed cuts, which were announced May 24, are so new and so deep, Bergen school officials say they have not started planning how to absorb them. They talk about impact only in the broadest and most drastic terms.</w:t>
+        <w:t xml:space="preserve"> Here in Trenton, as the old pet and baby readers fell away, younger readers, many of them new to a daily newspaper habit, began to be drawn to The Trentonian with each new throbbing headline: "Outrage," when the Florio administration raised taxes in 1990; "Stud Snowman," about the snowman on a state tourism pamphlet that to some eyes looked "anatomically correct," as the paper put it, and the self-explanatory "Teen Slays Marauding Squirrel."</w:t>
         <w:br/>
-        <w:t>''We're looking at having to come up with $6 million over four years,'' Dr. Doyle, Teaneck's business administrator, said. ''To make that kind of cut without putting it on the backs of taxpayers, we're looking at cutting a quarter of our staff of 550. We wouldn't be able to afford busing for integration or raises for teachers.''</w:t>
+        <w:t>"The Trentonian," says one of the paper's billboard ads. "Love it. Hate it. Read it."</w:t>
         <w:br/>
-        <w:t>The $97 million in aid that Bergen stands to lose over 4 years is about 35 percent of the total $277 million state-aid cutback facing 222 of the wealthiest school districts in New Jersey's 21 counties. Under the Governor's plan, state aid in 1991-92, the plan's first year, will be frozen at the level of the 1990-91 school year for all 222 districts. The plan also calls for the wealthiest 151 of the 222 districts to pay all pension and Social Security costs of their staff starting in 1991-92. This expense, now fully paid by the state, will drain money from local school programs or require higher property taxes.</w:t>
+        <w:t>None of this would be worth reporting except for one thing: after losing its place as local circulation leader to The Trenton Times in the 1970's, The Trentonian's circulation is now on the upswing. Mr. Schwartz now has The Trentonian in an old-fashioned readership war with The Trenton Times, the region's "serious" paper.</w:t>
         <w:br/>
-        <w:t>In mid-1996, under the plan, all state aid for the 222 districts will end, except for money for transportation and special education programs.</w:t>
-        <w:br/>
-        <w:t>The beneficiaries of Mr. Florio's plan will be 356 districts, mostly poor inner-city systems in North Jersey or sprawling rural ones in South Jersey. Starting in 1991-92, they will share $970 million in new state education aid, to come from the Governor's proposed income tax increase.</w:t>
-        <w:br/>
-        <w:t>Nearly 42 percent of it, or about $402 million, will go to the state's 20 poorest cities. Camden's schools will get the most, $44.6 million, followed by Newark, $37.6 million; Paterson, where the state Education Department has taken a first step toward a state takeover of the district, $36.3 million; and Jersey City, whose schools were taken over by the state last October, $32.3 million.</w:t>
+        <w:t>According to the latest available figures from the Audit Bureau of Circulations, The Trentonian has surpassed its 1967 circulation peak. In the first quarter of this year, circulation was put at 73,200 compared with 82,700 for The Times, which is also a record. The gap between the two papers is wider on Sundays.</w:t>
         <w:br/>
         <w:t xml:space="preserve"> </w:t>
         <w:br/>
-        <w:t>Wealthy Face Double Impact</w:t>
+        <w:t>Taste Questions</w:t>
         <w:br/>
-        <w:t>Which districts will get increases and which will face cutbacks is determined by two criteria - property values per pupil and per capita income per pupil. Districts below the state averages in those categories would benefit; those above the averages would lose.</w:t>
+        <w:t xml:space="preserve"> The public has not always embraced The Trentonian's brand of journalism. For example, there was an outcry when the paper published an article headlined "Girl, 14, Raped on School Stairs" on the front-page next to a photograph of a model dressed for arrest.</w:t>
         <w:br/>
-        <w:t>Residents of the wealthiest districts facing aid cutbacks would bear the brunt of the proposed income tax increase. That means they face a double financial burden under the Governor's plan - potentially higher property taxes to offset losses in their state aid and higher income taxes to finance increases for poorer districts.</w:t>
+        <w:t>Mr. Schwartz defended that particular decision and the general tone of the newspaper this way: "You can't preach to the people until you get them into church. That's what's wrong with American papers these days -- the editors and reporters aren't having any fun putting out their papers. We are. We're aggressive, we take positions, we're not afraid of anybody and we're having fun."</w:t>
         <w:br/>
-        <w:t>Critics of the plan's reliance on property values and per-capita income say it would leave northern counties like Bergen at a disadvantage because its property values and personal incomes have always exceeded South Jersey's. They say South Jersey districts, where teachers' salaries and other educational costs lag behind those in Bergen and other northern counties, will enjoy a windfall under the Governor's plan.</w:t>
+        <w:t>Along the way, The Trentonian has had an impact on the political life of the state. It conducted a crusade against the $2.8 billion tax increase passed by Gov. Jim Florio and the Legislature's Democratic majority, depicting it -- inaccurately, in the view of many analysts -- as aimed at the middle class.</w:t>
         <w:br/>
-        <w:t>For instance, nearly $310 million of the $970 million in new state aid is earmarked for five adjacent southern counties: Camden, Burlington, Cumberland, Gloucester, and Salem.</w:t>
+        <w:t>When the "Outrage" headline was picked up by Trenton's firebrand talk-radio station, WKXW 101.5 FM, an explosion of taxpayer anger was ignited, leading to the founding of Hands Across New Jersey, a tax insurrection group. Mr. Schwartz duly printed the group's phone numbers. An arguably direct result was the election of Republican majorities in both houses of the Legislature last year.</w:t>
         <w:br/>
-        <w:t>About $6 million of the new aid will go to seven districts in Bergen County: Garfield, Bergenfield, Fairview, Bogota, Dumont, Waldwick and Midland Park.</w:t>
+        <w:t>"We're not a serious paper?" Mr. Schwartz demanded. "Driving politicians out of office isn't serious?"</w:t>
+        <w:br/>
+        <w:t xml:space="preserve"> </w:t>
+        <w:br/>
+        <w:t>Explanation for Success</w:t>
+        <w:br/>
+        <w:t xml:space="preserve"> Part of the explanation for The Trentonian's success is the nature of the city and the surrounding region, said Robert Cole, a professor of English at Trenton State College who teaches a course on the rivalry between The Times and The Trentonian.</w:t>
+        <w:br/>
+        <w:t>Take away the state Capitol, and Trenton is an old factory town, Mr.  Cole said, its blue-collar neighborhoods reaching from the city across adjoining Hamilton and Ewing townships, where The Trentonian has its circulation base among working-class families, lower-level state employees and the region's large black population.</w:t>
+        <w:br/>
+        <w:t>"The Times was always the fat-cat paper," Mr. Cole said. "The Trentonian stuck up for the blue-collar guys."</w:t>
+        <w:br/>
+        <w:t>Richard Bilotti, the publisher of The Trenton Times, does not quite roll his eyes when he is asked about The Trentonian. "I'm not really interested in talking about that kind of journalism," he said. "Sure, we compete, but we also compete with The Princeton Packet. We compete with The New York Times. We compete with Town Topics. We compete with everyone."</w:t>
+        <w:br/>
+        <w:t>Mr. Schwartz concedes that The Trentonian draws more readers from the noncollege educated population as opposed to The Trenton Times's better-educated readership, and he acknowledges that The Times's high level of home delivery sales and broadsheet format make it the advertisers' favorite.</w:t>
+        <w:br/>
+        <w:t>But The Trentonian does well among upper-income readers, Mr. Schwartz said, an assertion Mr. Cole agrees with.</w:t>
+        <w:br/>
+        <w:t xml:space="preserve"> </w:t>
+        <w:br/>
+        <w:t>Desirable Demographics</w:t>
+        <w:br/>
+        <w:t xml:space="preserve"> Mr. Schwartz also claims to get 54 percent of the region's demographically desirable 18-to-34-year-old newspaper readers. How? "The girls," he said.</w:t>
+        <w:br/>
+        <w:t>"Whenever we ran a weather picture, I always asked the photographer to include a pretty girl," Mr. Schwartz said. "But it was hard to get them to think that way. So we made it an assignment."</w:t>
+        <w:br/>
+        <w:t>Now each day features the Page Six Girl, a young woman competing with youthful immodesty for the $1,000 "Girl of the Month" prize.</w:t>
+        <w:br/>
+        <w:t>Cheesecake is nothing new in the newspaper business, Mr. Schwartz pointed out. The Toronto Sun has its daily "Sunshine Girl," the popular British dailies regularly feature bare-breasted women, and even New York's Daily News ran photographs of demure bathing beauties before America's sexual winter set in.</w:t>
+        <w:br/>
+        <w:t>"Oh, I know, 'It's not journalism,' " Mr. Schwartz said, mimicking those who object to what he does. "Can you imagine The New York Daily News featuring a pin-up girl today? They would have a war! The staff would revolt! There would be Guild grievances and pickets in the street!</w:t>
+        <w:br/>
+        <w:t>"God, I'd love to have pickets in the street!"</w:t>
+        <w:br/>
+        <w:br/>
+        <w:t>Graphic</w:t>
+        <w:br/>
+        <w:br/>
+        <w:t xml:space="preserve"> </w:t>
+        <w:br/>
+        <w:t>Photo: H. L. (Sandy) Schwartz 3d, the publisher of The Trentonian, has increased the paper's circulation and put it in a readership war with The Trenton Times. (Laura Pedrick for The New York Times)</w:t>
       </w:r>
     </w:p>
     <w:sectPr>
